--- a/docs/Waypoint_Designathon_Documentation.docx
+++ b/docs/Waypoint_Designathon_Documentation.docx
@@ -14,7 +14,7 @@
           <w:sz w:val="40"/>
           <w:szCs w:val="40"/>
         </w:rPr>
-        <w:t xml:space="preserve">Waypoint Operations - Designathon submission companion</w:t>
+        <w:t xml:space="preserve">Waypoint Operations - Designathon submission</w:t>
       </w:r>
     </w:p>
     <w:tbl>
